--- a/modules/02-computer-systems/sent-01/binario_enunciado.docx
+++ b/modules/02-computer-systems/sent-01/binario_enunciado.docx
@@ -1284,15 +1284,6 @@
     <w:p>
       <w:pPr>
         <w:pStyle w:val="Normal"/>
-        <w:rPr/>
-      </w:pPr>
-      <w:r>
-        <w:rPr/>
-      </w:r>
-    </w:p>
-    <w:p>
-      <w:pPr>
-        <w:pStyle w:val="Normal"/>
         <w:numPr>
           <w:ilvl w:val="0"/>
           <w:numId w:val="2"/>
@@ -1309,15 +1300,154 @@
       <w:r>
         <w:rPr/>
         <w:t xml:space="preserve"> </w:t>
-      </w:r>
-    </w:p>
-    <w:p>
-      <w:pPr>
-        <w:pStyle w:val="Normal"/>
-        <w:rPr/>
-      </w:pPr>
-      <w:r>
-        <w:rPr/>
+        <w:tab/>
+      </w:r>
+      <w:r>
+        <w:rPr/>
+        <w:t xml:space="preserve">100 / 2 = 50 remainder </w:t>
+      </w:r>
+      <w:r>
+        <w:rPr>
+          <w:shd w:fill="FFFF00" w:val="clear"/>
+        </w:rPr>
+        <w:t>0</w:t>
+      </w:r>
+    </w:p>
+    <w:p>
+      <w:pPr>
+        <w:pStyle w:val="Normal"/>
+        <w:numPr>
+          <w:ilvl w:val="0"/>
+          <w:numId w:val="0"/>
+        </w:numPr>
+        <w:ind w:hanging="0" w:start="1440"/>
+        <w:rPr/>
+      </w:pPr>
+      <w:r>
+        <w:rPr/>
+        <w:t xml:space="preserve">50 / 2 = 25 remainder </w:t>
+      </w:r>
+      <w:r>
+        <w:rPr>
+          <w:shd w:fill="FFFF00" w:val="clear"/>
+        </w:rPr>
+        <w:t>0</w:t>
+      </w:r>
+    </w:p>
+    <w:p>
+      <w:pPr>
+        <w:pStyle w:val="Normal"/>
+        <w:numPr>
+          <w:ilvl w:val="0"/>
+          <w:numId w:val="0"/>
+        </w:numPr>
+        <w:ind w:hanging="0" w:start="1440"/>
+        <w:rPr/>
+      </w:pPr>
+      <w:r>
+        <w:rPr/>
+        <w:t xml:space="preserve">25 / 2 = 12 remainder </w:t>
+      </w:r>
+      <w:r>
+        <w:rPr>
+          <w:shd w:fill="FFFF00" w:val="clear"/>
+        </w:rPr>
+        <w:t>1</w:t>
+      </w:r>
+    </w:p>
+    <w:p>
+      <w:pPr>
+        <w:pStyle w:val="Normal"/>
+        <w:numPr>
+          <w:ilvl w:val="0"/>
+          <w:numId w:val="0"/>
+        </w:numPr>
+        <w:ind w:hanging="0" w:start="1440"/>
+        <w:rPr/>
+      </w:pPr>
+      <w:r>
+        <w:rPr/>
+        <w:t xml:space="preserve">12 / 2 = 6 remainder </w:t>
+      </w:r>
+      <w:r>
+        <w:rPr>
+          <w:shd w:fill="FFFF00" w:val="clear"/>
+        </w:rPr>
+        <w:t>0</w:t>
+      </w:r>
+    </w:p>
+    <w:p>
+      <w:pPr>
+        <w:pStyle w:val="Normal"/>
+        <w:numPr>
+          <w:ilvl w:val="0"/>
+          <w:numId w:val="0"/>
+        </w:numPr>
+        <w:ind w:hanging="0" w:start="1440"/>
+        <w:rPr/>
+      </w:pPr>
+      <w:r>
+        <w:rPr/>
+        <w:t xml:space="preserve">6 / 2 = 3 remainder </w:t>
+      </w:r>
+      <w:r>
+        <w:rPr>
+          <w:shd w:fill="FFFF00" w:val="clear"/>
+        </w:rPr>
+        <w:t>0</w:t>
+      </w:r>
+    </w:p>
+    <w:p>
+      <w:pPr>
+        <w:pStyle w:val="Normal"/>
+        <w:numPr>
+          <w:ilvl w:val="0"/>
+          <w:numId w:val="0"/>
+        </w:numPr>
+        <w:ind w:hanging="0" w:start="1440"/>
+        <w:rPr/>
+      </w:pPr>
+      <w:r>
+        <w:rPr/>
+        <w:t xml:space="preserve">3 / 2 = 1 remainder </w:t>
+      </w:r>
+      <w:r>
+        <w:rPr>
+          <w:shd w:fill="FFFF00" w:val="clear"/>
+        </w:rPr>
+        <w:t>1</w:t>
+      </w:r>
+    </w:p>
+    <w:p>
+      <w:pPr>
+        <w:pStyle w:val="Normal"/>
+        <w:numPr>
+          <w:ilvl w:val="0"/>
+          <w:numId w:val="0"/>
+        </w:numPr>
+        <w:ind w:hanging="0" w:start="1440"/>
+        <w:rPr/>
+      </w:pPr>
+      <w:r>
+        <w:rPr/>
+        <w:t xml:space="preserve">1 / 2 = 0 remainder </w:t>
+      </w:r>
+      <w:r>
+        <w:rPr>
+          <w:shd w:fill="FFFF00" w:val="clear"/>
+        </w:rPr>
+        <w:t>1</w:t>
+      </w:r>
+    </w:p>
+    <w:p>
+      <w:pPr>
+        <w:pStyle w:val="Normal"/>
+        <w:rPr/>
+      </w:pPr>
+      <w:r>
+        <w:rPr/>
+        <w:tab/>
+        <w:t>100 = 1100100</w:t>
       </w:r>
     </w:p>
     <w:p>
@@ -1335,34 +1465,214 @@
           <w:bCs/>
         </w:rPr>
         <w:t>124:</w:t>
-      </w:r>
-      <w:r>
-        <w:rPr/>
-        <w:t xml:space="preserve"> </w:t>
-      </w:r>
-    </w:p>
-    <w:p>
-      <w:pPr>
-        <w:pStyle w:val="Normal"/>
-        <w:rPr/>
-      </w:pPr>
-      <w:r>
-        <w:rPr/>
-      </w:r>
-    </w:p>
-    <w:p>
-      <w:pPr>
-        <w:pStyle w:val="Normal"/>
-        <w:widowControl/>
-        <w:suppressAutoHyphens w:val="true"/>
-        <w:bidi w:val="0"/>
-        <w:spacing w:lineRule="auto" w:line="257" w:before="0" w:after="160"/>
-        <w:jc w:val="start"/>
-        <w:textAlignment w:val="baseline"/>
-        <w:rPr/>
-      </w:pPr>
-      <w:r>
-        <w:rPr/>
+        <w:tab/>
+      </w:r>
+      <w:r>
+        <w:rPr>
+          <w:b w:val="false"/>
+          <w:bCs w:val="false"/>
+        </w:rPr>
+        <w:t xml:space="preserve">124 / 2 = 62 remainder </w:t>
+      </w:r>
+      <w:r>
+        <w:rPr>
+          <w:b w:val="false"/>
+          <w:bCs w:val="false"/>
+          <w:shd w:fill="FFFF00" w:val="clear"/>
+        </w:rPr>
+        <w:t>0</w:t>
+      </w:r>
+    </w:p>
+    <w:p>
+      <w:pPr>
+        <w:pStyle w:val="Normal"/>
+        <w:numPr>
+          <w:ilvl w:val="0"/>
+          <w:numId w:val="0"/>
+        </w:numPr>
+        <w:ind w:hanging="0" w:start="1440"/>
+        <w:rPr>
+          <w:b w:val="false"/>
+          <w:bCs w:val="false"/>
+        </w:rPr>
+      </w:pPr>
+      <w:r>
+        <w:rPr>
+          <w:b w:val="false"/>
+          <w:bCs w:val="false"/>
+        </w:rPr>
+        <w:t xml:space="preserve">62 / 2 = 31 remainder </w:t>
+      </w:r>
+      <w:r>
+        <w:rPr>
+          <w:b w:val="false"/>
+          <w:bCs w:val="false"/>
+          <w:shd w:fill="FFFF00" w:val="clear"/>
+        </w:rPr>
+        <w:t>0</w:t>
+      </w:r>
+    </w:p>
+    <w:p>
+      <w:pPr>
+        <w:pStyle w:val="Normal"/>
+        <w:numPr>
+          <w:ilvl w:val="0"/>
+          <w:numId w:val="0"/>
+        </w:numPr>
+        <w:ind w:hanging="0" w:start="1440"/>
+        <w:rPr>
+          <w:b w:val="false"/>
+          <w:bCs w:val="false"/>
+        </w:rPr>
+      </w:pPr>
+      <w:r>
+        <w:rPr>
+          <w:b w:val="false"/>
+          <w:bCs w:val="false"/>
+        </w:rPr>
+        <w:t xml:space="preserve">31 / 2 = 15 remainder </w:t>
+      </w:r>
+      <w:r>
+        <w:rPr>
+          <w:b w:val="false"/>
+          <w:bCs w:val="false"/>
+          <w:shd w:fill="FFFF00" w:val="clear"/>
+        </w:rPr>
+        <w:t>1</w:t>
+      </w:r>
+    </w:p>
+    <w:p>
+      <w:pPr>
+        <w:pStyle w:val="Normal"/>
+        <w:numPr>
+          <w:ilvl w:val="0"/>
+          <w:numId w:val="0"/>
+        </w:numPr>
+        <w:ind w:hanging="0" w:start="1440"/>
+        <w:rPr>
+          <w:b w:val="false"/>
+          <w:bCs w:val="false"/>
+        </w:rPr>
+      </w:pPr>
+      <w:r>
+        <w:rPr>
+          <w:b w:val="false"/>
+          <w:bCs w:val="false"/>
+        </w:rPr>
+        <w:t xml:space="preserve">15 / 2 = 7 remainder </w:t>
+      </w:r>
+      <w:r>
+        <w:rPr>
+          <w:b w:val="false"/>
+          <w:bCs w:val="false"/>
+          <w:shd w:fill="FFFF00" w:val="clear"/>
+        </w:rPr>
+        <w:t>1</w:t>
+      </w:r>
+    </w:p>
+    <w:p>
+      <w:pPr>
+        <w:pStyle w:val="Normal"/>
+        <w:numPr>
+          <w:ilvl w:val="0"/>
+          <w:numId w:val="0"/>
+        </w:numPr>
+        <w:ind w:hanging="0" w:start="1440"/>
+        <w:rPr>
+          <w:b w:val="false"/>
+          <w:bCs w:val="false"/>
+        </w:rPr>
+      </w:pPr>
+      <w:r>
+        <w:rPr>
+          <w:b w:val="false"/>
+          <w:bCs w:val="false"/>
+        </w:rPr>
+        <w:t xml:space="preserve">7 / 2 = 3 remainder </w:t>
+      </w:r>
+      <w:r>
+        <w:rPr>
+          <w:b w:val="false"/>
+          <w:bCs w:val="false"/>
+          <w:shd w:fill="FFFF00" w:val="clear"/>
+        </w:rPr>
+        <w:t>1</w:t>
+      </w:r>
+    </w:p>
+    <w:p>
+      <w:pPr>
+        <w:pStyle w:val="Normal"/>
+        <w:numPr>
+          <w:ilvl w:val="0"/>
+          <w:numId w:val="0"/>
+        </w:numPr>
+        <w:ind w:hanging="0" w:start="1440"/>
+        <w:rPr>
+          <w:b w:val="false"/>
+          <w:bCs w:val="false"/>
+        </w:rPr>
+      </w:pPr>
+      <w:r>
+        <w:rPr>
+          <w:b w:val="false"/>
+          <w:bCs w:val="false"/>
+        </w:rPr>
+        <w:t xml:space="preserve">3 / 2 = 1 remainder </w:t>
+      </w:r>
+      <w:r>
+        <w:rPr>
+          <w:b w:val="false"/>
+          <w:bCs w:val="false"/>
+          <w:shd w:fill="FFFF00" w:val="clear"/>
+        </w:rPr>
+        <w:t>1</w:t>
+      </w:r>
+    </w:p>
+    <w:p>
+      <w:pPr>
+        <w:pStyle w:val="Normal"/>
+        <w:numPr>
+          <w:ilvl w:val="0"/>
+          <w:numId w:val="0"/>
+        </w:numPr>
+        <w:ind w:hanging="0" w:start="1440"/>
+        <w:rPr>
+          <w:b w:val="false"/>
+          <w:bCs w:val="false"/>
+        </w:rPr>
+      </w:pPr>
+      <w:r>
+        <w:rPr>
+          <w:b w:val="false"/>
+          <w:bCs w:val="false"/>
+        </w:rPr>
+        <w:t xml:space="preserve">1 / 2 = 0 remainder </w:t>
+      </w:r>
+      <w:r>
+        <w:rPr>
+          <w:b w:val="false"/>
+          <w:bCs w:val="false"/>
+          <w:shd w:fill="FFFF00" w:val="clear"/>
+        </w:rPr>
+        <w:t>1</w:t>
+      </w:r>
+    </w:p>
+    <w:p>
+      <w:pPr>
+        <w:pStyle w:val="Normal"/>
+        <w:spacing w:before="0" w:after="160"/>
+        <w:rPr>
+          <w:b w:val="false"/>
+          <w:bCs w:val="false"/>
+        </w:rPr>
+      </w:pPr>
+      <w:r>
+        <w:rPr>
+          <w:b w:val="false"/>
+          <w:bCs w:val="false"/>
+        </w:rPr>
+        <w:tab/>
+        <w:t>124 = 1111100</w:t>
       </w:r>
     </w:p>
     <w:sectPr>
@@ -1420,7 +1730,7 @@
     </w:r>
     <w:r>
       <w:rPr/>
-      <w:t>2</w:t>
+      <w:t>3</w:t>
     </w:r>
     <w:r>
       <w:rPr/>
@@ -1461,7 +1771,7 @@
     </w:r>
     <w:r>
       <w:rPr/>
-      <w:t>2</w:t>
+      <w:t>3</w:t>
     </w:r>
     <w:r>
       <w:rPr/>
